--- a/assets/templates/declaracao_renda_template.docx
+++ b/assets/templates/declaracao_renda_template.docx
@@ -2675,59 +2675,28 @@
     </w:p>
     <w:p>
       <w:pPr>
-        <w:pStyle w:val="Corpodetexto"/>
-        <w:tabs>
-          <w:tab w:val="left" w:pos="4076"/>
-          <w:tab w:val="left" w:pos="4843"/>
-          <w:tab w:val="left" w:pos="5013"/>
-          <w:tab w:val="left" w:pos="6785"/>
-          <w:tab w:val="left" w:pos="8120"/>
-        </w:tabs>
-        <w:spacing w:line="244" w:lineRule="auto"/>
-        <w:ind w:left="2304" w:right="1534" w:hanging="485"/>
+        <w:spacing w:line="360" w:lineRule="auto"/>
+        <w:ind w:right="-1"/>
         <w:jc w:val="center"/>
         <w:rPr>
-          <w:spacing w:val="-10"/>
+          <w:b/>
+          <w:bCs/>
         </w:rPr>
       </w:pPr>
       <w:r>
         <w:rPr>
+          <w:b/>
+          <w:bCs/>
           <w:u w:val="single"/>
         </w:rPr>
-        <w:t>{{ cidade}}</w:t>
-      </w:r>
-      <w:r>
-        <w:rPr>
-          <w:u w:val="single"/>
-        </w:rPr>
-        <w:t xml:space="preserve"> – {{ uf }}</w:t>
-      </w:r>
-      <w:r>
-        <w:t xml:space="preserve">, </w:t>
-      </w:r>
-      <w:r>
-        <w:fldChar w:fldCharType="begin"/>
-      </w:r>
-      <w:r>
-        <w:instrText xml:space="preserve"> TIME \@ "d' de 'MMMM' de 'yyyy" </w:instrText>
-      </w:r>
-      <w:r>
-        <w:fldChar w:fldCharType="separate"/>
-      </w:r>
-      <w:r>
-        <w:rPr>
-          <w:noProof/>
-        </w:rPr>
-        <w:t>18 de agosto de 2026</w:t>
-      </w:r>
-      <w:r>
-        <w:fldChar w:fldCharType="end"/>
-      </w:r>
-      <w:r>
-        <w:rPr>
-          <w:spacing w:val="-10"/>
-        </w:rPr>
-        <w:t>.</w:t>
+        <w:t>{{ cidade }} – {{ uf }}</w:t>
+      </w:r>
+      <w:r>
+        <w:rPr>
+          <w:b/>
+          <w:bCs/>
+        </w:rPr>
+        <w:t>, em __ de __________ de ______.</w:t>
       </w:r>
     </w:p>
     <w:p>
@@ -2843,7 +2812,7 @@
           </mc:Choice>
           <mc:Fallback>
             <w:pict>
-              <v:shape w14:anchorId="6A75ED9A" id="Graphic 2" o:spid="_x0000_s1026" style="position:absolute;margin-left:184.55pt;margin-top:38.1pt;width:288.95pt;height:.1pt;z-index:251656704;visibility:visible;mso-wrap-style:square;mso-wrap-distance-left:0;mso-wrap-distance-top:0;mso-wrap-distance-right:0;mso-wrap-distance-bottom:0;mso-position-horizontal:absolute;mso-position-horizontal-relative:page;mso-position-vertical:absolute;mso-position-vertical-relative:text;v-text-anchor:top" coordsize="3669665,1270" o:gfxdata="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" path="m,l3669106,e" filled="f" strokeweight=".35347mm">
+              <v:shape w14:anchorId="663F00E8" id="Graphic 2" o:spid="_x0000_s1026" style="position:absolute;margin-left:184.55pt;margin-top:38.1pt;width:288.95pt;height:.1pt;z-index:251656704;visibility:visible;mso-wrap-style:square;mso-wrap-distance-left:0;mso-wrap-distance-top:0;mso-wrap-distance-right:0;mso-wrap-distance-bottom:0;mso-position-horizontal:absolute;mso-position-horizontal-relative:page;mso-position-vertical:absolute;mso-position-vertical-relative:text;v-text-anchor:top" coordsize="3669665,1270" o:gfxdata="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" path="m,l3669106,e" filled="f" strokeweight=".35347mm">
                 <v:path arrowok="t"/>
                 <w10:wrap anchorx="page"/>
               </v:shape>
